--- a/docs/ghg_odiac_validation.docx
+++ b/docs/ghg_odiac_validation.docx
@@ -28,7 +28,7 @@
         </w:p>
       </w:sdtContent>
     </w:sdt>
-    <w:bookmarkStart w:id="78" w:name="X32a1dd76463ea2daebb7a452637a401437e96c8"/>
+    <w:bookmarkStart w:id="86" w:name="X32a1dd76463ea2daebb7a452637a401437e96c8"/>
     <w:p>
       <w:pPr>
         <w:pStyle w:val="Heading1"/>
@@ -46,7 +46,7 @@
           <w:i/>
           <w:iCs/>
         </w:rPr>
-        <w:t xml:space="preserve">Investigation milestone. Status: DRAFT (Step G complete; pending operator review of §9).</w:t>
+        <w:t xml:space="preserve">Investigation milestone. Status: DRAFT (Steps A–H complete; Response B AOI-widening follow-up added as §10; pending operator review of §9).</w:t>
       </w:r>
       <w:r>
         <w:t xml:space="preserve"> </w:t>
@@ -56,7 +56,7 @@
           <w:i/>
           <w:iCs/>
         </w:rPr>
-        <w:t xml:space="preserve">Date authored: 30 May 2026.</w:t>
+        <w:t xml:space="preserve">Date authored: 30 May 2026 (Response B §10 appended same day).</w:t>
       </w:r>
       <w:r>
         <w:t xml:space="preserve"> </w:t>
@@ -4460,7 +4460,20 @@
         <w:t xml:space="preserve"> </w:t>
       </w:r>
       <w:r>
-        <w:t xml:space="preserve">At a 5 km radius the z&gt;1.5 bar is unreachable for the diffuse/sub-pixel CH₄ sources it targets (1/25 firing rate). Options for the sweep to weigh: (a) lower the threshold and re-characterise the false-positive rate; (b) widen the CH₄ AOI to match the ~7 km TROPOMI footprint so site and background stop cancelling; (c) demote CH₄ z to a context indicator and stop treating non-firing as</w:t>
+        <w:t xml:space="preserve">At a 5 km radius the z&gt;1.5 bar is unreachable for the diffuse/sub-pixel CH₄ sources it targets (1/25 firing rate). Options for the sweep to weigh: (a) lower the threshold and re-characterise the false-positive rate; (b) widen the CH₄ AOI to match the ~7 km TROPOMI footprint so site and background stop cancelling —</w:t>
+      </w:r>
+      <w:r>
+        <w:t xml:space="preserve"> </w:t>
+      </w:r>
+      <w:r>
+        <w:rPr>
+          <w:b/>
+          <w:bCs/>
+        </w:rPr>
+        <w:t xml:space="preserve">tested directly in §10 (Response B) and rejected: widening to 15 km did not restore firing (1/25 → 0/25)</w:t>
+      </w:r>
+      <w:r>
+        <w:t xml:space="preserve">; (c) demote CH₄ z to a context indicator and stop treating non-firing as</w:t>
       </w:r>
       <w:r>
         <w:t xml:space="preserve"> </w:t>
@@ -4469,7 +4482,7 @@
         <w:t xml:space="preserve">“clean”</w:t>
       </w:r>
       <w:r>
-        <w:t xml:space="preserve">, the way ODIAC was demoted. The current behaviour quietly reports CH₄-heavy landfills and well-fields as unremarkable.</w:t>
+        <w:t xml:space="preserve">, the way ODIAC was demoted. The current behaviour quietly reports CH₄-heavy landfills and well-fields as unremarkable. With (b) eliminated, the live options are (a) and (c).</w:t>
       </w:r>
     </w:p>
     <w:p>
@@ -4756,186 +4769,1071 @@
       </w:r>
     </w:p>
     <w:bookmarkEnd w:id="76"/>
-    <w:bookmarkStart w:id="77" w:name="reproducibility"/>
+    <w:bookmarkStart w:id="84" w:name="response-b-aoi-widening-5-km-15-km"/>
     <w:p>
       <w:pPr>
         <w:pStyle w:val="Heading2"/>
       </w:pPr>
       <w:r>
-        <w:t xml:space="preserve">§10. Reproducibility</w:t>
-      </w:r>
-    </w:p>
-    <w:p>
-      <w:pPr>
-        <w:pStyle w:val="SourceCode"/>
-      </w:pPr>
-      <w:r>
-        <w:rPr>
-          <w:rStyle w:val="VerbatimChar"/>
-        </w:rPr>
-        <w:t xml:space="preserve"># 1. Activity extraction (Earth Engine; writes the CSV)</w:t>
-      </w:r>
-      <w:r>
-        <w:br/>
-      </w:r>
-      <w:r>
-        <w:rPr>
-          <w:rStyle w:val="VerbatimChar"/>
-        </w:rPr>
-        <w:t xml:space="preserve">python analysis/extract_part_a.py</w:t>
-      </w:r>
-      <w:r>
-        <w:br/>
-      </w:r>
-      <w:r>
-        <w:rPr>
-          <w:rStyle w:val="VerbatimChar"/>
-        </w:rPr>
-        <w:t xml:space="preserve"># 2. Concentration extraction (earthaccess/GES DISC; adds XCO2 columns)</w:t>
-      </w:r>
-      <w:r>
-        <w:br/>
-      </w:r>
-      <w:r>
-        <w:rPr>
-          <w:rStyle w:val="VerbatimChar"/>
-        </w:rPr>
-        <w:t xml:space="preserve">#    Requires a NASA Earthdata login (~/.netrc) with the GES DISC app authorised.</w:t>
-      </w:r>
-      <w:r>
-        <w:br/>
-      </w:r>
-      <w:r>
-        <w:rPr>
-          <w:rStyle w:val="VerbatimChar"/>
-        </w:rPr>
-        <w:t xml:space="preserve">python analysis/extract_part_b.py</w:t>
-      </w:r>
-      <w:r>
-        <w:br/>
-      </w:r>
-      <w:r>
-        <w:rPr>
-          <w:rStyle w:val="VerbatimChar"/>
-        </w:rPr>
-        <w:t xml:space="preserve"># 3. Analysis, figures, correlation tables</w:t>
-      </w:r>
-      <w:r>
-        <w:br/>
-      </w:r>
-      <w:r>
-        <w:rPr>
-          <w:rStyle w:val="VerbatimChar"/>
-        </w:rPr>
-        <w:t xml:space="preserve">python analysis/analysis_plots.py</w:t>
-      </w:r>
-      <w:r>
-        <w:br/>
-      </w:r>
-      <w:r>
-        <w:rPr>
-          <w:rStyle w:val="VerbatimChar"/>
-        </w:rPr>
-        <w:t xml:space="preserve"># 4. (Re)build + execute the notebook</w:t>
-      </w:r>
-      <w:r>
-        <w:br/>
-      </w:r>
-      <w:r>
-        <w:rPr>
-          <w:rStyle w:val="VerbatimChar"/>
-        </w:rPr>
-        <w:t xml:space="preserve">python analysis/build_notebook.py</w:t>
-      </w:r>
-      <w:r>
-        <w:br/>
-      </w:r>
-      <w:r>
-        <w:rPr>
-          <w:rStyle w:val="VerbatimChar"/>
-        </w:rPr>
-        <w:t xml:space="preserve">jupyter nbconvert --to notebook --execute --inplace analysis/ghg_odiac_validation.ipynb</w:t>
+        <w:t xml:space="preserve">§10. Response B — AOI widening (5 km → 15 km)</w:t>
       </w:r>
     </w:p>
     <w:p>
       <w:pPr>
         <w:pStyle w:val="FirstParagraph"/>
-      </w:pPr>
-      <w:r>
-        <w:t xml:space="preserve">Figures embed from</w:t>
-      </w:r>
-      <w:r>
-        <w:t xml:space="preserve"> </w:t>
-      </w:r>
-      <w:r>
-        <w:rPr>
-          <w:rStyle w:val="VerbatimChar"/>
-        </w:rPr>
-        <w:t xml:space="preserve">analysis/plots/*.png</w:t>
-      </w:r>
-      <w:r>
-        <w:t xml:space="preserve"> </w:t>
-      </w:r>
-      <w:r>
-        <w:t xml:space="preserve">(referenced relatively as</w:t>
-      </w:r>
-      <w:r>
-        <w:t xml:space="preserve"> </w:t>
-      </w:r>
-      <w:r>
-        <w:rPr>
-          <w:rStyle w:val="VerbatimChar"/>
-        </w:rPr>
-        <w:t xml:space="preserve">../analysis/plots/…</w:t>
-      </w:r>
-      <w:r>
-        <w:t xml:space="preserve"> </w:t>
-      </w:r>
-      <w:r>
-        <w:t xml:space="preserve">from this report); regenerate them with step 3 before re-exporting the</w:t>
-      </w:r>
-      <w:r>
-        <w:t xml:space="preserve"> </w:t>
-      </w:r>
-      <w:r>
-        <w:rPr>
-          <w:rStyle w:val="VerbatimChar"/>
-        </w:rPr>
-        <w:t xml:space="preserve">.docx</w:t>
-      </w:r>
-      <w:r>
-        <w:t xml:space="preserve">. The committed</w:t>
-      </w:r>
-      <w:r>
-        <w:t xml:space="preserve"> </w:t>
-      </w:r>
-      <w:r>
-        <w:rPr>
-          <w:rStyle w:val="VerbatimChar"/>
-        </w:rPr>
-        <w:t xml:space="preserve">analysis/ghg_odiac_validation.csv</w:t>
-      </w:r>
-      <w:r>
-        <w:t xml:space="preserve"> </w:t>
-      </w:r>
-      <w:r>
-        <w:t xml:space="preserve">is the single data table behind every number above.</w:t>
-      </w:r>
-    </w:p>
-    <w:p>
-      <w:pPr>
-        <w:pStyle w:val="BodyText"/>
       </w:pPr>
       <w:r>
         <w:rPr>
           <w:i/>
           <w:iCs/>
         </w:rPr>
+        <w:t xml:space="preserve">Follow-up test, 30 May 2026. Sibling extraction:</w:t>
+      </w:r>
+      <w:r>
+        <w:rPr>
+          <w:i/>
+          <w:iCs/>
+        </w:rPr>
+        <w:t xml:space="preserve"> </w:t>
+      </w:r>
+      <w:r>
+        <w:rPr>
+          <w:rStyle w:val="VerbatimChar"/>
+          <w:i/>
+          <w:iCs/>
+        </w:rPr>
+        <w:t xml:space="preserve">analysis/ghg_odiac_validation_widened_aoi.csv</w:t>
+      </w:r>
+      <w:r>
+        <w:rPr>
+          <w:i/>
+          <w:iCs/>
+        </w:rPr>
+        <w:t xml:space="preserve">; comparison:</w:t>
+      </w:r>
+      <w:r>
+        <w:rPr>
+          <w:i/>
+          <w:iCs/>
+        </w:rPr>
+        <w:t xml:space="preserve"> </w:t>
+      </w:r>
+      <w:r>
+        <w:rPr>
+          <w:rStyle w:val="VerbatimChar"/>
+          <w:i/>
+          <w:iCs/>
+        </w:rPr>
+        <w:t xml:space="preserve">analysis/response_b_compare.py</w:t>
+      </w:r>
+      <w:r>
+        <w:rPr>
+          <w:i/>
+          <w:iCs/>
+        </w:rPr>
+        <w:t xml:space="preserve"> </w:t>
+      </w:r>
+      <w:r>
+        <w:rPr>
+          <w:i/>
+          <w:iCs/>
+        </w:rPr>
+        <w:t xml:space="preserve">→</w:t>
+      </w:r>
+      <w:r>
+        <w:rPr>
+          <w:i/>
+          <w:iCs/>
+        </w:rPr>
+        <w:t xml:space="preserve"> </w:t>
+      </w:r>
+      <w:r>
+        <w:rPr>
+          <w:rStyle w:val="VerbatimChar"/>
+          <w:i/>
+          <w:iCs/>
+        </w:rPr>
+        <w:t xml:space="preserve">analysis/response_b_comparison.md</w:t>
+      </w:r>
+      <w:r>
+        <w:rPr>
+          <w:i/>
+          <w:iCs/>
+        </w:rPr>
+        <w:t xml:space="preserve">.</w:t>
+      </w:r>
+    </w:p>
+    <w:bookmarkStart w:id="77" w:name="test-and-rationale"/>
+    <w:p>
+      <w:pPr>
+        <w:pStyle w:val="Heading3"/>
+      </w:pPr>
+      <w:r>
+        <w:t xml:space="preserve">10.1 Test and rationale</w:t>
+      </w:r>
+    </w:p>
+    <w:p>
+      <w:pPr>
+        <w:pStyle w:val="FirstParagraph"/>
+      </w:pPr>
+      <w:r>
+        <w:t xml:space="preserve">§1/§6.1 diagnosed the CH₄ proxy’s 1/25 firing rate as</w:t>
+      </w:r>
+      <w:r>
+        <w:t xml:space="preserve"> </w:t>
+      </w:r>
+      <w:r>
+        <w:rPr>
+          <w:b/>
+          <w:bCs/>
+        </w:rPr>
+        <w:t xml:space="preserve">site-minus-background self-cancellation</w:t>
+      </w:r>
+      <w:r>
+        <w:t xml:space="preserve">: at the 5 km screening radius, the AOI sits</w:t>
+      </w:r>
+      <w:r>
+        <w:t xml:space="preserve"> </w:t>
+      </w:r>
+      <w:r>
+        <w:rPr>
+          <w:i/>
+          <w:iCs/>
+        </w:rPr>
+        <w:t xml:space="preserve">inside</w:t>
+      </w:r>
+      <w:r>
+        <w:t xml:space="preserve"> </w:t>
+      </w:r>
+      <w:r>
+        <w:t xml:space="preserve">Sentinel-5P TROPOMI’s ~7 km native CH₄ footprint, so the site disc and the background ring sample largely the same pixels and the</w:t>
+      </w:r>
+      <w:r>
+        <w:t xml:space="preserve"> </w:t>
+      </w:r>
+      <w:r>
+        <w:rPr>
+          <w:rStyle w:val="VerbatimChar"/>
+        </w:rPr>
+        <w:t xml:space="preserve">(site − background)</w:t>
+      </w:r>
+      <w:r>
+        <w:t xml:space="preserve"> </w:t>
+      </w:r>
+      <w:r>
+        <w:t xml:space="preserve">numerator collapses. Response B tests the direct remedy:</w:t>
+      </w:r>
+      <w:r>
+        <w:t xml:space="preserve"> </w:t>
+      </w:r>
+      <w:r>
+        <w:rPr>
+          <w:b/>
+          <w:bCs/>
+        </w:rPr>
+        <w:t xml:space="preserve">re-run the CH₄ extraction at a 15 km AOI</w:t>
+      </w:r>
+      <w:r>
+        <w:t xml:space="preserve"> </w:t>
+      </w:r>
+      <w:r>
+        <w:t xml:space="preserve">— clearly exceeding the 7 km footprint, so the site disc spans multiple distinct CH₄ pixels and separates from the background ring — holding everything else constant (same 25 locations, same 2025-06→2025-12 window, same band, same per-day reducer, same engine path). At 15 km the background ring scales to 15–75 km (</w:t>
+      </w:r>
+      <w:r>
+        <w:rPr>
+          <w:rStyle w:val="VerbatimChar"/>
+        </w:rPr>
+        <w:t xml:space="preserve">BACKGROUND_RING_RADIUS_MULTIPLE=5</w:t>
+      </w:r>
+      <w:r>
+        <w:t xml:space="preserve">, uncapped below the 200 km ceiling). Step-A reconnaissance confirmed the engine runs cleanly at 15 km with no radius-dependent breakage; the ring/site geometry scales geodesically and the pixel-size guard passes trivially.</w:t>
+      </w:r>
+    </w:p>
+    <w:bookmarkEnd w:id="77"/>
+    <w:bookmarkStart w:id="81" w:name="findings"/>
+    <w:p>
+      <w:pPr>
+        <w:pStyle w:val="Heading3"/>
+      </w:pPr>
+      <w:r>
+        <w:t xml:space="preserve">10.2 Findings</w:t>
+      </w:r>
+    </w:p>
+    <w:p>
+      <w:pPr>
+        <w:pStyle w:val="CaptionedFigure"/>
+      </w:pPr>
+      <w:r>
+        <w:drawing>
+          <wp:inline>
+            <wp:extent cx="5334000" cy="3809999"/>
+            <wp:effectExtent b="0" l="0" r="0" t="0"/>
+            <wp:docPr descr="Plot 8 — CH4 anomaly z (15 km AOI) vs ODIAC" title="" id="79" name="Picture"/>
+            <a:graphic>
+              <a:graphicData uri="http://schemas.openxmlformats.org/drawingml/2006/picture">
+                <pic:pic>
+                  <pic:nvPicPr>
+                    <pic:cNvPr descr="../analysis/plots/plot8_ch4z15_vs_odiac.png" id="80" name="Picture"/>
+                    <pic:cNvPicPr>
+                      <a:picLocks noChangeArrowheads="1" noChangeAspect="1"/>
+                    </pic:cNvPicPr>
+                  </pic:nvPicPr>
+                  <pic:blipFill>
+                    <a:blip r:embed="rId78"/>
+                    <a:stretch>
+                      <a:fillRect/>
+                    </a:stretch>
+                  </pic:blipFill>
+                  <pic:spPr bwMode="auto">
+                    <a:xfrm>
+                      <a:off x="0" y="0"/>
+                      <a:ext cx="5334000" cy="3809999"/>
+                    </a:xfrm>
+                    <a:prstGeom prst="rect">
+                      <a:avLst/>
+                    </a:prstGeom>
+                    <a:noFill/>
+                    <a:ln w="9525">
+                      <a:noFill/>
+                      <a:headEnd/>
+                      <a:tailEnd/>
+                    </a:ln>
+                  </pic:spPr>
+                </pic:pic>
+              </a:graphicData>
+            </a:graphic>
+          </wp:inline>
+        </w:drawing>
+      </w:r>
+    </w:p>
+    <w:p>
+      <w:pPr>
+        <w:pStyle w:val="ImageCaption"/>
+      </w:pPr>
+      <w:r>
+        <w:t xml:space="preserve">Plot 8 — CH4 anomaly z (15 km AOI) vs ODIAC</w:t>
+      </w:r>
+    </w:p>
+    <w:tbl>
+      <w:tblPr>
+        <w:tblStyle w:val="Table"/>
+        <w:tblW w:type="auto" w:w="0"/>
+        <w:tblLook w:firstRow="1" w:lastRow="0" w:firstColumn="0" w:lastColumn="0" w:noHBand="0" w:noVBand="0" w:val="0020"/>
+      </w:tblPr>
+      <w:tblGrid>
+        <w:gridCol w:w="2640"/>
+        <w:gridCol w:w="2640"/>
+        <w:gridCol w:w="2640"/>
+      </w:tblGrid>
+      <w:tr>
+        <w:trPr>
+          <w:tblHeader w:val="on"/>
+        </w:trPr>
+        <w:tc>
+          <w:tcPr/>
+          <w:p>
+            <w:pPr>
+              <w:pStyle w:val="Compact"/>
+            </w:pPr>
+            <w:r>
+              <w:t xml:space="preserve">Metric</w:t>
+            </w:r>
+          </w:p>
+        </w:tc>
+        <w:tc>
+          <w:tcPr/>
+          <w:p>
+            <w:pPr>
+              <w:pStyle w:val="Compact"/>
+            </w:pPr>
+            <w:r>
+              <w:t xml:space="preserve">5 km</w:t>
+            </w:r>
+          </w:p>
+        </w:tc>
+        <w:tc>
+          <w:tcPr/>
+          <w:p>
+            <w:pPr>
+              <w:pStyle w:val="Compact"/>
+            </w:pPr>
+            <w:r>
+              <w:t xml:space="preserve">15 km</w:t>
+            </w:r>
+          </w:p>
+        </w:tc>
+      </w:tr>
+      <w:tr>
+        <w:tc>
+          <w:tcPr/>
+          <w:p>
+            <w:pPr>
+              <w:pStyle w:val="Compact"/>
+            </w:pPr>
+            <w:r>
+              <w:t xml:space="preserve">Sites firing (z &gt; 1.5)</w:t>
+            </w:r>
+          </w:p>
+        </w:tc>
+        <w:tc>
+          <w:tcPr/>
+          <w:p>
+            <w:pPr>
+              <w:pStyle w:val="Compact"/>
+            </w:pPr>
+            <w:r>
+              <w:rPr>
+                <w:b/>
+                <w:bCs/>
+              </w:rPr>
+              <w:t xml:space="preserve">1/25</w:t>
+            </w:r>
+            <w:r>
+              <w:t xml:space="preserve"> </w:t>
+            </w:r>
+            <w:r>
+              <w:t xml:space="preserve">(Mpumalanga)</w:t>
+            </w:r>
+          </w:p>
+        </w:tc>
+        <w:tc>
+          <w:tcPr/>
+          <w:p>
+            <w:pPr>
+              <w:pStyle w:val="Compact"/>
+            </w:pPr>
+            <w:r>
+              <w:rPr>
+                <w:b/>
+                <w:bCs/>
+              </w:rPr>
+              <w:t xml:space="preserve">0/25</w:t>
+            </w:r>
+            <w:r>
+              <w:t xml:space="preserve"> </w:t>
+            </w:r>
+            <w:r>
+              <w:t xml:space="preserve">(none)</w:t>
+            </w:r>
+          </w:p>
+        </w:tc>
+      </w:tr>
+      <w:tr>
+        <w:tc>
+          <w:tcPr/>
+          <w:p>
+            <w:pPr>
+              <w:pStyle w:val="Compact"/>
+            </w:pPr>
+            <w:r>
+              <w:t xml:space="preserve">Max z across all 25</w:t>
+            </w:r>
+          </w:p>
+        </w:tc>
+        <w:tc>
+          <w:tcPr/>
+          <w:p>
+            <w:pPr>
+              <w:pStyle w:val="Compact"/>
+            </w:pPr>
+            <w:r>
+              <w:t xml:space="preserve">1.76</w:t>
+            </w:r>
+          </w:p>
+        </w:tc>
+        <w:tc>
+          <w:tcPr/>
+          <w:p>
+            <w:pPr>
+              <w:pStyle w:val="Compact"/>
+            </w:pPr>
+            <w:r>
+              <w:rPr>
+                <w:b/>
+                <w:bCs/>
+              </w:rPr>
+              <w:t xml:space="preserve">1.46</w:t>
+            </w:r>
+            <w:r>
+              <w:t xml:space="preserve"> </w:t>
+            </w:r>
+            <w:r>
+              <w:t xml:space="preserve">(Bordo Poniente)</w:t>
+            </w:r>
+          </w:p>
+        </w:tc>
+      </w:tr>
+      <w:tr>
+        <w:tc>
+          <w:tcPr/>
+          <w:p>
+            <w:pPr>
+              <w:pStyle w:val="Compact"/>
+            </w:pPr>
+            <w:r>
+              <w:t xml:space="preserve">Mean |z|</w:t>
+            </w:r>
+          </w:p>
+        </w:tc>
+        <w:tc>
+          <w:tcPr/>
+          <w:p>
+            <w:pPr>
+              <w:pStyle w:val="Compact"/>
+            </w:pPr>
+            <w:r>
+              <w:t xml:space="preserve">0.88</w:t>
+            </w:r>
+          </w:p>
+        </w:tc>
+        <w:tc>
+          <w:tcPr/>
+          <w:p>
+            <w:pPr>
+              <w:pStyle w:val="Compact"/>
+            </w:pPr>
+            <w:r>
+              <w:t xml:space="preserve">0.76</w:t>
+            </w:r>
+          </w:p>
+        </w:tc>
+      </w:tr>
+      <w:tr>
+        <w:tc>
+          <w:tcPr/>
+          <w:p>
+            <w:pPr>
+              <w:pStyle w:val="Compact"/>
+            </w:pPr>
+            <w:r>
+              <w:t xml:space="preserve">CH₄ vs log₁₀(ODIAC) Spearman</w:t>
+            </w:r>
+          </w:p>
+        </w:tc>
+        <w:tc>
+          <w:tcPr/>
+          <w:p>
+            <w:pPr>
+              <w:pStyle w:val="Compact"/>
+            </w:pPr>
+            <w:r>
+              <w:t xml:space="preserve">−0.20</w:t>
+            </w:r>
+          </w:p>
+        </w:tc>
+        <w:tc>
+          <w:tcPr/>
+          <w:p>
+            <w:pPr>
+              <w:pStyle w:val="Compact"/>
+            </w:pPr>
+            <w:r>
+              <w:t xml:space="preserve">−0.02</w:t>
+            </w:r>
+          </w:p>
+        </w:tc>
+      </w:tr>
+      <w:tr>
+        <w:tc>
+          <w:tcPr/>
+          <w:p>
+            <w:pPr>
+              <w:pStyle w:val="Compact"/>
+            </w:pPr>
+            <w:r>
+              <w:t xml:space="preserve">Sites moved toward firing (Δz &gt; 0)</w:t>
+            </w:r>
+          </w:p>
+        </w:tc>
+        <w:tc>
+          <w:tcPr/>
+          <w:p>
+            <w:pPr>
+              <w:pStyle w:val="Compact"/>
+            </w:pPr>
+            <w:r>
+              <w:t xml:space="preserve">—</w:t>
+            </w:r>
+          </w:p>
+        </w:tc>
+        <w:tc>
+          <w:tcPr/>
+          <w:p>
+            <w:pPr>
+              <w:pStyle w:val="Compact"/>
+            </w:pPr>
+            <w:r>
+              <w:t xml:space="preserve">14 / 23</w:t>
+            </w:r>
+          </w:p>
+        </w:tc>
+      </w:tr>
+    </w:tbl>
+    <w:p>
+      <w:pPr>
+        <w:pStyle w:val="BodyText"/>
+      </w:pPr>
+      <w:r>
+        <w:t xml:space="preserve">Per regime at 15 km,</w:t>
+      </w:r>
+      <w:r>
+        <w:t xml:space="preserve"> </w:t>
+      </w:r>
+      <w:r>
+        <w:rPr>
+          <w:b/>
+          <w:bCs/>
+        </w:rPr>
+        <w:t xml:space="preserve">no site in any regime fired</w:t>
+      </w:r>
+      <w:r>
+        <w:t xml:space="preserve"> </w:t>
+      </w:r>
+      <w:r>
+        <w:t xml:space="preserve">— including the two target regimes:</w:t>
+      </w:r>
+    </w:p>
+    <w:p>
+      <w:pPr>
+        <w:pStyle w:val="Compact"/>
+        <w:numPr>
+          <w:ilvl w:val="0"/>
+          <w:numId w:val="1009"/>
+        </w:numPr>
+      </w:pPr>
+      <w:r>
+        <w:rPr>
+          <w:b/>
+          <w:bCs/>
+        </w:rPr>
+        <w:t xml:space="preserve">Oil/gas:</w:t>
+      </w:r>
+      <w:r>
+        <w:t xml:space="preserve"> </w:t>
+      </w:r>
+      <w:r>
+        <w:t xml:space="preserve">Permian −0.79→+0.15, Bakken +0.52→−0.05, Hassi Messaoud −4.03→−2.75, Tengiz +0.70→+0.46, Comodoro −2.52→−4.09. Range tops out at +0.46. None fire.</w:t>
+      </w:r>
+    </w:p>
+    <w:p>
+      <w:pPr>
+        <w:pStyle w:val="Compact"/>
+        <w:numPr>
+          <w:ilvl w:val="0"/>
+          <w:numId w:val="1009"/>
+        </w:numPr>
+      </w:pPr>
+      <w:r>
+        <w:rPr>
+          <w:b/>
+          <w:bCs/>
+        </w:rPr>
+        <w:t xml:space="preserve">Landfill:</w:t>
+      </w:r>
+      <w:r>
+        <w:t xml:space="preserve"> </w:t>
+      </w:r>
+      <w:r>
+        <w:t xml:space="preserve">Sudokwon +0.21→+0.75, Bordo Poniente +0.83→</w:t>
+      </w:r>
+      <w:r>
+        <w:rPr>
+          <w:b/>
+          <w:bCs/>
+        </w:rPr>
+        <w:t xml:space="preserve">+1.46</w:t>
+      </w:r>
+      <w:r>
+        <w:t xml:space="preserve">, Apex +1.01→+0.52, Puente Hills +0.15→+0.36. Bordo Poniente gets closest of any site in the set, but still short of 1.5.</w:t>
+      </w:r>
+    </w:p>
+    <w:bookmarkEnd w:id="81"/>
+    <w:bookmarkStart w:id="82" w:name="X9854dab615e414ae46974146dd5618e47f0731a"/>
+    <w:p>
+      <w:pPr>
+        <w:pStyle w:val="Heading3"/>
+      </w:pPr>
+      <w:r>
+        <w:t xml:space="preserve">10.3 Verdict —</w:t>
+      </w:r>
+      <w:r>
+        <w:t xml:space="preserve"> </w:t>
+      </w:r>
+      <w:r>
+        <w:rPr>
+          <w:b/>
+          <w:bCs/>
+        </w:rPr>
+        <w:t xml:space="preserve">No</w:t>
+      </w:r>
+      <w:r>
+        <w:t xml:space="preserve"> </w:t>
+      </w:r>
+      <w:r>
+        <w:t xml:space="preserve">(does not restore the CH₄ proxy signal)</w:t>
+      </w:r>
+    </w:p>
+    <w:p>
+      <w:pPr>
+        <w:pStyle w:val="FirstParagraph"/>
+      </w:pPr>
+      <w:r>
+        <w:t xml:space="preserve">Widening the AOI to 15 km</w:t>
+      </w:r>
+      <w:r>
+        <w:t xml:space="preserve"> </w:t>
+      </w:r>
+      <w:r>
+        <w:rPr>
+          <w:b/>
+          <w:bCs/>
+        </w:rPr>
+        <w:t xml:space="preserve">did not restore firing</w:t>
+      </w:r>
+      <w:r>
+        <w:t xml:space="preserve"> </w:t>
+      </w:r>
+      <w:r>
+        <w:t xml:space="preserve">— the firing rate went</w:t>
+      </w:r>
+      <w:r>
+        <w:t xml:space="preserve"> </w:t>
+      </w:r>
+      <w:r>
+        <w:rPr>
+          <w:i/>
+          <w:iCs/>
+        </w:rPr>
+        <w:t xml:space="preserve">down</w:t>
+      </w:r>
+      <w:r>
+        <w:t xml:space="preserve">, from 1/25 to 0/25, and the maximum achievable z</w:t>
+      </w:r>
+      <w:r>
+        <w:t xml:space="preserve"> </w:t>
+      </w:r>
+      <w:r>
+        <w:rPr>
+          <w:i/>
+          <w:iCs/>
+        </w:rPr>
+        <w:t xml:space="preserve">fell</w:t>
+      </w:r>
+      <w:r>
+        <w:t xml:space="preserve"> </w:t>
+      </w:r>
+      <w:r>
+        <w:t xml:space="preserve">from 1.76 to 1.46. The CH₄↔ODIAC correlation stayed at ~0 (−0.20 → −0.02). The hypothesised mechanism is real but the remedy is self-defeating: separating the site from the background does remove the pathological</w:t>
+      </w:r>
+      <w:r>
+        <w:t xml:space="preserve"> </w:t>
+      </w:r>
+      <w:r>
+        <w:rPr>
+          <w:i/>
+          <w:iCs/>
+        </w:rPr>
+        <w:t xml:space="preserve">negative</w:t>
+      </w:r>
+      <w:r>
+        <w:t xml:space="preserve"> </w:t>
+      </w:r>
+      <w:r>
+        <w:t xml:space="preserve">z artifacts (14 of 23 sites moved toward zero/positive; the deeply negative oil/gas readings lifted — Permian, Hassi Messaoud, Comodoro’s neighbours), so the widened distribution is</w:t>
+      </w:r>
+      <w:r>
+        <w:t xml:space="preserve"> </w:t>
+      </w:r>
+      <w:r>
+        <w:rPr>
+          <w:i/>
+          <w:iCs/>
+        </w:rPr>
+        <w:t xml:space="preserve">healthier</w:t>
+      </w:r>
+      <w:r>
+        <w:t xml:space="preserve"> </w:t>
+      </w:r>
+      <w:r>
+        <w:t xml:space="preserve">and centred nearer zero. But a 15 km disc averages the genuinely</w:t>
+      </w:r>
+      <w:r>
+        <w:t xml:space="preserve"> </w:t>
+      </w:r>
+      <w:r>
+        <w:rPr>
+          <w:b/>
+          <w:bCs/>
+        </w:rPr>
+        <w:t xml:space="preserve">sub-pixel</w:t>
+      </w:r>
+      <w:r>
+        <w:t xml:space="preserve"> </w:t>
+      </w:r>
+      <w:r>
+        <w:t xml:space="preserve">point-source plume over ~16× more area, diluting the very enhancement the detector needs faster than it gains separation from the background. Net effect: the z-distribution</w:t>
+      </w:r>
+      <w:r>
+        <w:t xml:space="preserve"> </w:t>
+      </w:r>
+      <w:r>
+        <w:rPr>
+          <w:b/>
+          <w:bCs/>
+        </w:rPr>
+        <w:t xml:space="preserve">regresses toward zero</w:t>
+      </w:r>
+      <w:r>
+        <w:t xml:space="preserve">, not toward the firing band.</w:t>
+      </w:r>
+    </w:p>
+    <w:p>
+      <w:pPr>
+        <w:pStyle w:val="BodyText"/>
+      </w:pPr>
+      <w:r>
+        <w:t xml:space="preserve">A qualified</w:t>
+      </w:r>
+      <w:r>
+        <w:t xml:space="preserve"> </w:t>
+      </w:r>
+      <w:r>
+        <w:rPr>
+          <w:b/>
+          <w:bCs/>
+        </w:rPr>
+        <w:t xml:space="preserve">Partial</w:t>
+      </w:r>
+      <w:r>
+        <w:t xml:space="preserve"> </w:t>
+      </w:r>
+      <w:r>
+        <w:t xml:space="preserve">observation sits underneath the No: widening is directionally healthier (it kills the false-negative-looking deep-negative artifacts, and the closest-to-firing site is now correctly a landfill), but</w:t>
+      </w:r>
+      <w:r>
+        <w:t xml:space="preserve"> </w:t>
+      </w:r>
+      <w:r>
+        <w:t xml:space="preserve">“healthier distribution”</w:t>
+      </w:r>
+      <w:r>
+        <w:t xml:space="preserve"> </w:t>
+      </w:r>
+      <w:r>
+        <w:t xml:space="preserve">is not</w:t>
+      </w:r>
+      <w:r>
+        <w:t xml:space="preserve"> </w:t>
+      </w:r>
+      <w:r>
+        <w:t xml:space="preserve">“restored signal”</w:t>
+      </w:r>
+      <w:r>
+        <w:t xml:space="preserve">, and zero sites firing is the operative result. The honest read is that</w:t>
+      </w:r>
+      <w:r>
+        <w:t xml:space="preserve"> </w:t>
+      </w:r>
+      <w:r>
+        <w:rPr>
+          <w:b/>
+          <w:bCs/>
+        </w:rPr>
+        <w:t xml:space="preserve">column CH₄ from TROPOMI cannot resolve these diffuse/sub-pixel sources at any AOI radius in this stack</w:t>
+      </w:r>
+      <w:r>
+        <w:t xml:space="preserve"> </w:t>
+      </w:r>
+      <w:r>
+        <w:t xml:space="preserve">— widening trades one failure mode (self-cancellation) for another (plume dilution).</w:t>
+      </w:r>
+    </w:p>
+    <w:bookmarkEnd w:id="82"/>
+    <w:bookmarkStart w:id="83" w:name="implications"/>
+    <w:p>
+      <w:pPr>
+        <w:pStyle w:val="Heading3"/>
+      </w:pPr>
+      <w:r>
+        <w:t xml:space="preserve">10.4 Implications</w:t>
+      </w:r>
+    </w:p>
+    <w:p>
+      <w:pPr>
+        <w:pStyle w:val="FirstParagraph"/>
+      </w:pPr>
+      <w:r>
+        <w:t xml:space="preserve">Response B</w:t>
+      </w:r>
+      <w:r>
+        <w:t xml:space="preserve"> </w:t>
+      </w:r>
+      <w:r>
+        <w:rPr>
+          <w:b/>
+          <w:bCs/>
+        </w:rPr>
+        <w:t xml:space="preserve">eliminates option (b)</w:t>
+      </w:r>
+      <w:r>
+        <w:t xml:space="preserve"> </w:t>
+      </w:r>
+      <w:r>
+        <w:t xml:space="preserve">from §8.1 (widen the AOI). The CH₄ channel cannot be repaired by geometry alone. The next step is</w:t>
+      </w:r>
+      <w:r>
+        <w:t xml:space="preserve"> </w:t>
+      </w:r>
+      <w:r>
+        <w:rPr>
+          <w:b/>
+          <w:bCs/>
+        </w:rPr>
+        <w:t xml:space="preserve">Response A — reframe CH₄ anomaly z as a context-only indicator</w:t>
+      </w:r>
+      <w:r>
+        <w:t xml:space="preserve"> </w:t>
+      </w:r>
+      <w:r>
+        <w:t xml:space="preserve">(not a firing detector), and surface</w:t>
+      </w:r>
+      <w:r>
+        <w:t xml:space="preserve"> </w:t>
+      </w:r>
+      <w:r>
+        <w:t xml:space="preserve">“CH₄ proxy known-weak for this source type”</w:t>
+      </w:r>
+      <w:r>
+        <w:t xml:space="preserve"> </w:t>
+      </w:r>
+      <w:r>
+        <w:t xml:space="preserve">in the M-UX-A1 transparency layer (§8.3) rather than reporting CH₄-heavy landfills and well-fields as unremarkable. Option (a) (lower the threshold) remains available but is weakened by Response B: with the max achievable z at 1.46 and the distribution centred near zero, any threshold low enough to fire at landfills would also fire across rural and urban noise — a poor separability trade the calibration sweep would have to characterise explicitly.</w:t>
+      </w:r>
+    </w:p>
+    <w:p>
+      <w:pPr>
+        <w:pStyle w:val="BodyText"/>
+      </w:pPr>
+      <w:r>
+        <w:t xml:space="preserve">This test changed no production code, thresholds, or the production AOI radius; CH₄ is not yet reframed as context-only (that is Response A, now the recommended next step).</w:t>
+      </w:r>
+    </w:p>
+    <w:p>
+      <w:r>
+        <w:pict>
+          <v:rect style="width:0;height:1.5pt" o:hralign="center" o:hrstd="t" o:hr="t"/>
+        </w:pict>
+      </w:r>
+    </w:p>
+    <w:bookmarkEnd w:id="83"/>
+    <w:bookmarkEnd w:id="84"/>
+    <w:bookmarkStart w:id="85" w:name="reproducibility"/>
+    <w:p>
+      <w:pPr>
+        <w:pStyle w:val="Heading2"/>
+      </w:pPr>
+      <w:r>
+        <w:t xml:space="preserve">§11. Reproducibility</w:t>
+      </w:r>
+    </w:p>
+    <w:p>
+      <w:pPr>
+        <w:pStyle w:val="SourceCode"/>
+      </w:pPr>
+      <w:r>
+        <w:rPr>
+          <w:rStyle w:val="VerbatimChar"/>
+        </w:rPr>
+        <w:t xml:space="preserve"># 1. Activity extraction (Earth Engine; writes the CSV)</w:t>
+      </w:r>
+      <w:r>
+        <w:br/>
+      </w:r>
+      <w:r>
+        <w:rPr>
+          <w:rStyle w:val="VerbatimChar"/>
+        </w:rPr>
+        <w:t xml:space="preserve">python analysis/extract_part_a.py</w:t>
+      </w:r>
+      <w:r>
+        <w:br/>
+      </w:r>
+      <w:r>
+        <w:rPr>
+          <w:rStyle w:val="VerbatimChar"/>
+        </w:rPr>
+        <w:t xml:space="preserve"># 2. Concentration extraction (earthaccess/GES DISC; adds XCO2 columns)</w:t>
+      </w:r>
+      <w:r>
+        <w:br/>
+      </w:r>
+      <w:r>
+        <w:rPr>
+          <w:rStyle w:val="VerbatimChar"/>
+        </w:rPr>
+        <w:t xml:space="preserve">#    Requires a NASA Earthdata login (~/.netrc) with the GES DISC app authorised.</w:t>
+      </w:r>
+      <w:r>
+        <w:br/>
+      </w:r>
+      <w:r>
+        <w:rPr>
+          <w:rStyle w:val="VerbatimChar"/>
+        </w:rPr>
+        <w:t xml:space="preserve">python analysis/extract_part_b.py</w:t>
+      </w:r>
+      <w:r>
+        <w:br/>
+      </w:r>
+      <w:r>
+        <w:rPr>
+          <w:rStyle w:val="VerbatimChar"/>
+        </w:rPr>
+        <w:t xml:space="preserve"># 3. Analysis, figures, correlation tables</w:t>
+      </w:r>
+      <w:r>
+        <w:br/>
+      </w:r>
+      <w:r>
+        <w:rPr>
+          <w:rStyle w:val="VerbatimChar"/>
+        </w:rPr>
+        <w:t xml:space="preserve">python analysis/analysis_plots.py</w:t>
+      </w:r>
+      <w:r>
+        <w:br/>
+      </w:r>
+      <w:r>
+        <w:rPr>
+          <w:rStyle w:val="VerbatimChar"/>
+        </w:rPr>
+        <w:t xml:space="preserve"># 4. (Re)build + execute the notebook</w:t>
+      </w:r>
+      <w:r>
+        <w:br/>
+      </w:r>
+      <w:r>
+        <w:rPr>
+          <w:rStyle w:val="VerbatimChar"/>
+        </w:rPr>
+        <w:t xml:space="preserve">python analysis/build_notebook.py</w:t>
+      </w:r>
+      <w:r>
+        <w:br/>
+      </w:r>
+      <w:r>
+        <w:rPr>
+          <w:rStyle w:val="VerbatimChar"/>
+        </w:rPr>
+        <w:t xml:space="preserve">jupyter nbconvert --to notebook --execute --inplace analysis/ghg_odiac_validation.ipynb</w:t>
+      </w:r>
+      <w:r>
+        <w:br/>
+      </w:r>
+      <w:r>
+        <w:rPr>
+          <w:rStyle w:val="VerbatimChar"/>
+        </w:rPr>
+        <w:t xml:space="preserve"># 5. Response B (§10) — CH4 re-extraction at 15 km AOI + comparison</w:t>
+      </w:r>
+      <w:r>
+        <w:br/>
+      </w:r>
+      <w:r>
+        <w:rPr>
+          <w:rStyle w:val="VerbatimChar"/>
+        </w:rPr>
+        <w:t xml:space="preserve">python analysis/extract_ch4_widened.py     # → ghg_odiac_validation_widened_aoi.csv</w:t>
+      </w:r>
+      <w:r>
+        <w:br/>
+      </w:r>
+      <w:r>
+        <w:rPr>
+          <w:rStyle w:val="VerbatimChar"/>
+        </w:rPr>
+        <w:t xml:space="preserve">python analysis/response_b_compare.py       # → plot8 + response_b_comparison.md</w:t>
+      </w:r>
+    </w:p>
+    <w:p>
+      <w:pPr>
+        <w:pStyle w:val="FirstParagraph"/>
+      </w:pPr>
+      <w:r>
+        <w:t xml:space="preserve">Figures embed from</w:t>
+      </w:r>
+      <w:r>
+        <w:t xml:space="preserve"> </w:t>
+      </w:r>
+      <w:r>
+        <w:rPr>
+          <w:rStyle w:val="VerbatimChar"/>
+        </w:rPr>
+        <w:t xml:space="preserve">analysis/plots/*.png</w:t>
+      </w:r>
+      <w:r>
+        <w:t xml:space="preserve"> </w:t>
+      </w:r>
+      <w:r>
+        <w:t xml:space="preserve">(referenced relatively as</w:t>
+      </w:r>
+      <w:r>
+        <w:t xml:space="preserve"> </w:t>
+      </w:r>
+      <w:r>
+        <w:rPr>
+          <w:rStyle w:val="VerbatimChar"/>
+        </w:rPr>
+        <w:t xml:space="preserve">../analysis/plots/…</w:t>
+      </w:r>
+      <w:r>
+        <w:t xml:space="preserve"> </w:t>
+      </w:r>
+      <w:r>
+        <w:t xml:space="preserve">from this report); regenerate them with step 3 before re-exporting the</w:t>
+      </w:r>
+      <w:r>
+        <w:t xml:space="preserve"> </w:t>
+      </w:r>
+      <w:r>
+        <w:rPr>
+          <w:rStyle w:val="VerbatimChar"/>
+        </w:rPr>
+        <w:t xml:space="preserve">.docx</w:t>
+      </w:r>
+      <w:r>
+        <w:t xml:space="preserve">. The committed</w:t>
+      </w:r>
+      <w:r>
+        <w:t xml:space="preserve"> </w:t>
+      </w:r>
+      <w:r>
+        <w:rPr>
+          <w:rStyle w:val="VerbatimChar"/>
+        </w:rPr>
+        <w:t xml:space="preserve">analysis/ghg_odiac_validation.csv</w:t>
+      </w:r>
+      <w:r>
+        <w:t xml:space="preserve"> </w:t>
+      </w:r>
+      <w:r>
+        <w:t xml:space="preserve">is the single data table behind every number above.</w:t>
+      </w:r>
+    </w:p>
+    <w:p>
+      <w:pPr>
+        <w:pStyle w:val="BodyText"/>
+      </w:pPr>
+      <w:r>
+        <w:rPr>
+          <w:i/>
+          <w:iCs/>
+        </w:rPr>
         <w:t xml:space="preserve">OCO-2/OCO-3 data: NASA ACOS L2 Lite FP, distributed by NASA GES DISC. ODIAC: NIES Japan. Sentinel-5P CH₄ and VIIRS via Google Earth Engine.</w:t>
       </w:r>
     </w:p>
-    <w:bookmarkEnd w:id="77"/>
-    <w:bookmarkEnd w:id="78"/>
+    <w:bookmarkEnd w:id="85"/>
+    <w:bookmarkEnd w:id="86"/>
     <w:sectPr>
       <w:footnotePr>
         <w:numRestart w:val="eachSect"/>
@@ -5341,6 +6239,9 @@
     <w:lvlOverride w:ilvl="8">
       <w:startOverride w:val="1"/>
     </w:lvlOverride>
+  </w:num>
+  <w:num w:numId="1009">
+    <w:abstractNumId w:val="991"/>
   </w:num>
 </w:numbering>
 </file>
